--- a/NUTRI-VET AI.docx
+++ b/NUTRI-VET AI.docx
@@ -63,20 +63,44 @@
         </w:rPr>
         <w:t xml:space="preserve"> Ingeniería en Informática </w:t>
       </w:r>
-      <w:r>
-        <w:rPr>
-          <w:b w:val="1"/>
-          <w:bCs w:val="1"/>
-          <w:rtl w:val="0"/>
-        </w:rPr>
-        <w:t xml:space="preserve">Asignatura:</w:t>
-      </w:r>
-      <w:r>
-        <w:rPr>
-          <w:rtl w:val="0"/>
-        </w:rPr>
-        <w:t xml:space="preserve"> [Nombre de tu Asignatura, ej: Arquitectura de Sistemas / Inteligencia Artificial] </w:t>
-      </w:r>
+    </w:p>
+    <w:p>
+      <w:pPr>
+        <w:spacing w:after="240" w:before="240" w:lineRule="auto"/>
+        <w:rPr/>
+      </w:pPr>
+      <w:r>
+        <w:rPr>
+          <w:b w:val="1"/>
+          <w:bCs w:val="1"/>
+          <w:rtl w:val="0"/>
+        </w:rPr>
+        <w:t xml:space="preserve">Asignatura</w:t>
+      </w:r>
+      <w:r>
+        <w:rPr>
+          <w:rtl w:val="0"/>
+        </w:rPr>
+        <w:t xml:space="preserve">:</w:t>
+      </w:r>
+      <w:r>
+        <w:rPr>
+          <w:rtl w:val="0"/>
+        </w:rPr>
+        <w:t xml:space="preserve"> </w:t>
+      </w:r>
+      <w:r>
+        <w:rPr>
+          <w:rtl w:val="0"/>
+        </w:rPr>
+        <w:t xml:space="preserve">INGENIERIA DE SOLUCIONES CON INTELIGENCIA ARTIFICIAL</w:t>
+      </w:r>
+    </w:p>
+    <w:p>
+      <w:pPr>
+        <w:spacing w:after="240" w:before="240" w:lineRule="auto"/>
+        <w:rPr/>
+      </w:pPr>
       <w:r>
         <w:rPr>
           <w:b w:val="1"/>
@@ -89,7 +113,22 @@
         <w:rPr>
           <w:rtl w:val="0"/>
         </w:rPr>
-        <w:t xml:space="preserve"> [Nombre del Profesor]</w:t>
+        <w:t xml:space="preserve"> </w:t>
+      </w:r>
+      <w:r>
+        <w:rPr>
+          <w:color w:val="262626"/>
+          <w:sz w:val="21"/>
+          <w:szCs w:val="21"/>
+          <w:highlight w:val="white"/>
+          <w:rtl w:val="0"/>
+        </w:rPr>
+        <w:t xml:space="preserve">Francisco Miqueles Varela</w:t>
+      </w:r>
+      <w:r>
+        <w:rPr>
+          <w:rtl w:val="0"/>
+        </w:rPr>
       </w:r>
     </w:p>
     <w:p>
@@ -182,6 +221,56 @@
           <w:rtl w:val="0"/>
         </w:rPr>
         <w:t xml:space="preserve">Sistema de Diagnóstico Nutricional Preventivo basado en Arquitectura RAG</w:t>
+      </w:r>
+    </w:p>
+    <w:p>
+      <w:pPr>
+        <w:rPr/>
+      </w:pPr>
+      <w:r>
+        <w:rPr>
+          <w:rtl w:val="0"/>
+        </w:rPr>
+      </w:r>
+    </w:p>
+    <w:p>
+      <w:pPr>
+        <w:rPr/>
+      </w:pPr>
+      <w:r>
+        <w:rPr>
+          <w:rtl w:val="0"/>
+        </w:rPr>
+      </w:r>
+    </w:p>
+    <w:p>
+      <w:pPr>
+        <w:rPr/>
+      </w:pPr>
+      <w:r>
+        <w:rPr>
+          <w:rtl w:val="0"/>
+        </w:rPr>
+      </w:r>
+    </w:p>
+    <w:p>
+      <w:pPr>
+        <w:rPr/>
+      </w:pPr>
+      <w:r>
+        <w:rPr>
+          <w:rtl w:val="0"/>
+        </w:rPr>
+      </w:r>
+    </w:p>
+    <w:p>
+      <w:pPr>
+        <w:rPr/>
+      </w:pPr>
+      <w:r>
+        <w:rPr>
+          <w:rtl w:val="0"/>
+        </w:rPr>
       </w:r>
     </w:p>
     <w:p>
@@ -306,341 +395,48 @@
         </w:rPr>
       </w:r>
     </w:p>
-    <w:sdt>
-      <w:sdtPr>
-        <w:id w:val="397089259"/>
-        <w:docPartObj>
-          <w:docPartGallery w:val="Table of Contents"/>
-          <w:docPartUnique w:val="1"/>
-        </w:docPartObj>
-      </w:sdtPr>
-      <w:sdtContent>
-        <w:p>
-          <w:pPr>
-            <w:widowControl w:val="0"/>
-            <w:tabs>
-              <w:tab w:val="right" w:leader="none" w:pos="12000"/>
-            </w:tabs>
-            <w:spacing w:before="60" w:line="240" w:lineRule="auto"/>
-            <w:ind w:left="720" w:firstLine="0"/>
-            <w:rPr>
-              <w:color w:val="1155cc"/>
-              <w:u w:val="single"/>
-            </w:rPr>
-          </w:pPr>
-          <w:r>
-            <w:fldChar w:fldCharType="begin"/>
-            <w:instrText xml:space="preserve"> TOC \h \u \z \t "Heading 1,1,Heading 2,2,Heading 3,3,Heading 4,4,Heading 5,5,Heading 6,6,"</w:instrText>
-            <w:fldChar w:fldCharType="separate"/>
-          </w:r>
-          <w:hyperlink w:anchor="_40po0jwsrcb5">
-            <w:r>
-              <w:rPr>
-                <w:rFonts w:ascii="Arial" w:cs="Arial" w:eastAsia="Arial" w:hAnsi="Arial"/>
-                <w:b w:val="0"/>
-                <w:bCs w:val="0"/>
-                <w:i w:val="0"/>
-                <w:iCs w:val="0"/>
-                <w:smallCaps w:val="0"/>
-                <w:strike w:val="0"/>
-                <w:color w:val="1155cc"/>
-                <w:sz w:val="22"/>
-                <w:szCs w:val="22"/>
-                <w:u w:val="single"/>
-                <w:shd w:fill="auto" w:val="clear"/>
-                <w:vertAlign w:val="baseline"/>
-                <w:rtl w:val="0"/>
-              </w:rPr>
-              <w:t xml:space="preserve">[PÁGINA 1: PORTADA]</w:t>
-              <w:tab/>
-              <w:t xml:space="preserve">1</w:t>
-            </w:r>
-          </w:hyperlink>
-          <w:r>
-            <w:rPr>
-              <w:rtl w:val="0"/>
-            </w:rPr>
-          </w:r>
-        </w:p>
-        <w:p>
-          <w:pPr>
-            <w:widowControl w:val="0"/>
-            <w:tabs>
-              <w:tab w:val="right" w:leader="none" w:pos="12000"/>
-            </w:tabs>
-            <w:spacing w:before="60" w:line="240" w:lineRule="auto"/>
-            <w:ind w:left="720" w:firstLine="0"/>
-            <w:rPr>
-              <w:color w:val="1155cc"/>
-              <w:u w:val="single"/>
-            </w:rPr>
-          </w:pPr>
-          <w:hyperlink w:anchor="_nfzeqd2x54p5">
-            <w:r>
-              <w:rPr>
-                <w:rFonts w:ascii="Arial" w:cs="Arial" w:eastAsia="Arial" w:hAnsi="Arial"/>
-                <w:b w:val="0"/>
-                <w:bCs w:val="0"/>
-                <w:i w:val="0"/>
-                <w:iCs w:val="0"/>
-                <w:smallCaps w:val="0"/>
-                <w:strike w:val="0"/>
-                <w:color w:val="1155cc"/>
-                <w:sz w:val="22"/>
-                <w:szCs w:val="22"/>
-                <w:u w:val="single"/>
-                <w:shd w:fill="auto" w:val="clear"/>
-                <w:vertAlign w:val="baseline"/>
-                <w:rtl w:val="0"/>
-              </w:rPr>
-              <w:t xml:space="preserve">[PÁGINA 2: RESUMEN E INTRODUCCIÓN]</w:t>
-              <w:tab/>
-              <w:t xml:space="preserve">2</w:t>
-            </w:r>
-          </w:hyperlink>
-          <w:r>
-            <w:rPr>
-              <w:rtl w:val="0"/>
-            </w:rPr>
-          </w:r>
-        </w:p>
-        <w:p>
-          <w:pPr>
-            <w:widowControl w:val="0"/>
-            <w:tabs>
-              <w:tab w:val="right" w:leader="none" w:pos="12000"/>
-            </w:tabs>
-            <w:spacing w:before="60" w:line="240" w:lineRule="auto"/>
-            <w:ind w:left="720" w:firstLine="0"/>
-            <w:rPr>
-              <w:color w:val="1155cc"/>
-              <w:u w:val="single"/>
-            </w:rPr>
-          </w:pPr>
-          <w:hyperlink w:anchor="_5ranlwn0ljrz">
-            <w:r>
-              <w:rPr>
-                <w:rFonts w:ascii="Arial" w:cs="Arial" w:eastAsia="Arial" w:hAnsi="Arial"/>
-                <w:b w:val="0"/>
-                <w:bCs w:val="0"/>
-                <w:i w:val="0"/>
-                <w:iCs w:val="0"/>
-                <w:smallCaps w:val="0"/>
-                <w:strike w:val="0"/>
-                <w:color w:val="1155cc"/>
-                <w:sz w:val="22"/>
-                <w:szCs w:val="22"/>
-                <w:u w:val="single"/>
-                <w:shd w:fill="auto" w:val="clear"/>
-                <w:vertAlign w:val="baseline"/>
-                <w:rtl w:val="0"/>
-              </w:rPr>
-              <w:t xml:space="preserve">[PÁGINA 3: ARQUITECTURA DEL SISTEMA Y TECNOLOGÍAS]</w:t>
-              <w:tab/>
-              <w:t xml:space="preserve">3</w:t>
-            </w:r>
-          </w:hyperlink>
-          <w:r>
-            <w:rPr>
-              <w:rtl w:val="0"/>
-            </w:rPr>
-          </w:r>
-        </w:p>
-        <w:p>
-          <w:pPr>
-            <w:widowControl w:val="0"/>
-            <w:tabs>
-              <w:tab w:val="right" w:leader="none" w:pos="12000"/>
-            </w:tabs>
-            <w:spacing w:before="60" w:line="240" w:lineRule="auto"/>
-            <w:ind w:left="720" w:firstLine="0"/>
-            <w:rPr>
-              <w:color w:val="1155cc"/>
-              <w:u w:val="single"/>
-            </w:rPr>
-          </w:pPr>
-          <w:hyperlink w:anchor="_4ly60ky2mofg">
-            <w:r>
-              <w:rPr>
-                <w:rFonts w:ascii="Arial" w:cs="Arial" w:eastAsia="Arial" w:hAnsi="Arial"/>
-                <w:b w:val="0"/>
-                <w:bCs w:val="0"/>
-                <w:i w:val="0"/>
-                <w:iCs w:val="0"/>
-                <w:smallCaps w:val="0"/>
-                <w:strike w:val="0"/>
-                <w:color w:val="1155cc"/>
-                <w:sz w:val="22"/>
-                <w:szCs w:val="22"/>
-                <w:u w:val="single"/>
-                <w:shd w:fill="auto" w:val="clear"/>
-                <w:vertAlign w:val="baseline"/>
-                <w:rtl w:val="0"/>
-              </w:rPr>
-              <w:t xml:space="preserve">[PÁGINA 4: METODOLOGÍA, PRUEBAS Y RESULTADOS]</w:t>
-              <w:tab/>
-              <w:t xml:space="preserve">4</w:t>
-            </w:r>
-          </w:hyperlink>
-          <w:r>
-            <w:rPr>
-              <w:rtl w:val="0"/>
-            </w:rPr>
-          </w:r>
-        </w:p>
-        <w:p>
-          <w:pPr>
-            <w:widowControl w:val="0"/>
-            <w:tabs>
-              <w:tab w:val="right" w:leader="none" w:pos="12000"/>
-            </w:tabs>
-            <w:spacing w:before="60" w:line="240" w:lineRule="auto"/>
-            <w:ind w:left="720" w:firstLine="0"/>
-            <w:rPr>
-              <w:color w:val="1155cc"/>
-              <w:u w:val="single"/>
-            </w:rPr>
-          </w:pPr>
-          <w:hyperlink w:anchor="_lsmb1w2kdv6m">
-            <w:r>
-              <w:rPr>
-                <w:rFonts w:ascii="Arial" w:cs="Arial" w:eastAsia="Arial" w:hAnsi="Arial"/>
-                <w:b w:val="0"/>
-                <w:bCs w:val="0"/>
-                <w:i w:val="0"/>
-                <w:iCs w:val="0"/>
-                <w:smallCaps w:val="0"/>
-                <w:strike w:val="0"/>
-                <w:color w:val="1155cc"/>
-                <w:sz w:val="22"/>
-                <w:szCs w:val="22"/>
-                <w:u w:val="single"/>
-                <w:shd w:fill="auto" w:val="clear"/>
-                <w:vertAlign w:val="baseline"/>
-                <w:rtl w:val="0"/>
-              </w:rPr>
-              <w:t xml:space="preserve">[PÁGINA 5: CONCLUSIONES Y TRABAJO FUTURO]</w:t>
-              <w:tab/>
-              <w:t xml:space="preserve">5</w:t>
-            </w:r>
-          </w:hyperlink>
-          <w:r>
-            <w:rPr>
-              <w:rtl w:val="0"/>
-            </w:rPr>
-          </w:r>
-          <w:r>
-            <w:fldChar w:fldCharType="end"/>
-          </w:r>
-        </w:p>
-      </w:sdtContent>
-    </w:sdt>
-    <w:p>
-      <w:pPr>
-        <w:spacing w:after="240" w:before="240" w:lineRule="auto"/>
-        <w:rPr/>
-      </w:pPr>
-      <w:r>
-        <w:rPr>
-          <w:rtl w:val="0"/>
-        </w:rPr>
-      </w:r>
-    </w:p>
-    <w:p>
-      <w:pPr>
-        <w:spacing w:after="240" w:before="240" w:lineRule="auto"/>
-        <w:rPr/>
-      </w:pPr>
-      <w:r>
-        <w:rPr>
-          <w:rtl w:val="0"/>
-        </w:rPr>
-      </w:r>
-    </w:p>
-    <w:p>
-      <w:pPr>
-        <w:spacing w:after="240" w:before="240" w:lineRule="auto"/>
-        <w:rPr/>
-      </w:pPr>
-      <w:r>
-        <w:rPr>
-          <w:rtl w:val="0"/>
-        </w:rPr>
-      </w:r>
-    </w:p>
-    <w:p>
-      <w:pPr>
-        <w:spacing w:after="240" w:before="240" w:lineRule="auto"/>
-        <w:rPr/>
-      </w:pPr>
-      <w:r>
-        <w:rPr>
-          <w:rtl w:val="0"/>
-        </w:rPr>
-      </w:r>
-    </w:p>
-    <w:p>
-      <w:pPr>
-        <w:spacing w:after="240" w:before="240" w:lineRule="auto"/>
-        <w:rPr/>
-      </w:pPr>
-      <w:r>
-        <w:rPr>
-          <w:rtl w:val="0"/>
-        </w:rPr>
-      </w:r>
-    </w:p>
-    <w:p>
-      <w:pPr>
-        <w:spacing w:after="240" w:before="240" w:lineRule="auto"/>
-        <w:rPr/>
-      </w:pPr>
-      <w:r>
-        <w:rPr>
-          <w:rtl w:val="0"/>
-        </w:rPr>
-      </w:r>
-    </w:p>
-    <w:p>
-      <w:pPr>
-        <w:spacing w:after="240" w:before="240" w:lineRule="auto"/>
-        <w:rPr/>
-      </w:pPr>
-      <w:r>
-        <w:rPr>
-          <w:rtl w:val="0"/>
-        </w:rPr>
-      </w:r>
-    </w:p>
-    <w:p>
-      <w:pPr>
-        <w:spacing w:after="240" w:before="240" w:lineRule="auto"/>
-        <w:rPr/>
-      </w:pPr>
-      <w:r>
-        <w:rPr>
-          <w:rtl w:val="0"/>
-        </w:rPr>
-      </w:r>
-    </w:p>
-    <w:p>
-      <w:pPr>
-        <w:spacing w:after="240" w:before="240" w:lineRule="auto"/>
-        <w:rPr/>
-      </w:pPr>
-      <w:r>
-        <w:rPr>
-          <w:b w:val="1"/>
-          <w:bCs w:val="1"/>
-          <w:rtl w:val="0"/>
-        </w:rPr>
-        <w:t xml:space="preserve">Fecha de Entrega:</w:t>
-      </w:r>
-      <w:r>
-        <w:rPr>
-          <w:rtl w:val="0"/>
-        </w:rPr>
-        <w:t xml:space="preserve"> Mayo 2026</w:t>
+    <w:p>
+      <w:pPr>
+        <w:spacing w:after="240" w:before="240" w:lineRule="auto"/>
+        <w:rPr/>
+      </w:pPr>
+      <w:r>
+        <w:rPr>
+          <w:rtl w:val="0"/>
+        </w:rPr>
+      </w:r>
+    </w:p>
+    <w:p>
+      <w:pPr>
+        <w:spacing w:after="240" w:before="240" w:lineRule="auto"/>
+        <w:rPr/>
+      </w:pPr>
+      <w:r>
+        <w:rPr>
+          <w:rtl w:val="0"/>
+        </w:rPr>
+      </w:r>
+    </w:p>
+    <w:p>
+      <w:pPr>
+        <w:spacing w:after="240" w:before="240" w:lineRule="auto"/>
+        <w:rPr/>
+      </w:pPr>
+      <w:r>
+        <w:rPr>
+          <w:rtl w:val="0"/>
+        </w:rPr>
+      </w:r>
+    </w:p>
+    <w:p>
+      <w:pPr>
+        <w:spacing w:after="240" w:before="240" w:lineRule="auto"/>
+        <w:rPr/>
+      </w:pPr>
+      <w:r>
+        <w:rPr>
+          <w:rtl w:val="0"/>
+        </w:rPr>
       </w:r>
     </w:p>
     <w:p>
@@ -668,7 +464,7 @@
           <w:szCs w:val="26"/>
           <w:rtl w:val="0"/>
         </w:rPr>
-        <w:t xml:space="preserve">[PÁGINA 2: RESUMEN E INTRODUCCIÓN]</w:t>
+        <w:t xml:space="preserve">RESUMEN E INTRODUCCIÓN</w:t>
       </w:r>
     </w:p>
     <w:p>
@@ -889,13 +685,9 @@
     </w:p>
     <w:p>
       <w:pPr>
-        <w:rPr/>
-      </w:pPr>
-      <w:r>
-        <w:pict>
-          <v:rect style="width:0.0pt;height:1.5pt" o:hr="t" o:hrstd="t" o:hralign="center" fillcolor="#A0A0A0" stroked="f"/>
-        </w:pict>
-      </w:r>
+        <w:spacing w:after="240" w:before="240" w:lineRule="auto"/>
+        <w:rPr/>
+      </w:pPr>
       <w:r>
         <w:rPr>
           <w:rtl w:val="0"/>
@@ -916,18 +708,40 @@
           <w:szCs w:val="26"/>
         </w:rPr>
       </w:pPr>
-      <w:bookmarkStart w:colFirst="0" w:colLast="0" w:name="_5ranlwn0ljrz" w:id="4"/>
+      <w:bookmarkStart w:colFirst="0" w:colLast="0" w:name="_51gs376rpv32" w:id="4"/>
       <w:bookmarkEnd w:id="4"/>
       <w:r>
+        <w:rPr>
+          <w:rtl w:val="0"/>
+        </w:rPr>
+      </w:r>
+    </w:p>
+    <w:p>
+      <w:pPr>
+        <w:pStyle w:val="Heading3"/>
+        <w:keepNext w:val="0"/>
+        <w:keepLines w:val="0"/>
+        <w:spacing w:before="280" w:lineRule="auto"/>
         <w:rPr>
           <w:b w:val="1"/>
           <w:bCs w:val="1"/>
           <w:color w:val="000000"/>
           <w:sz w:val="26"/>
           <w:szCs w:val="26"/>
-          <w:rtl w:val="0"/>
-        </w:rPr>
-        <w:t xml:space="preserve">[PÁGINA 3: ARQUITECTURA DEL SISTEMA Y TECNOLOGÍAS]</w:t>
+        </w:rPr>
+      </w:pPr>
+      <w:bookmarkStart w:colFirst="0" w:colLast="0" w:name="_5ranlwn0ljrz" w:id="5"/>
+      <w:bookmarkEnd w:id="5"/>
+      <w:r>
+        <w:rPr>
+          <w:b w:val="1"/>
+          <w:bCs w:val="1"/>
+          <w:color w:val="000000"/>
+          <w:sz w:val="26"/>
+          <w:szCs w:val="26"/>
+          <w:rtl w:val="0"/>
+        </w:rPr>
+        <w:t xml:space="preserve">ARQUITECTURA DEL SISTEMA Y TECNOLOGÍAS</w:t>
       </w:r>
     </w:p>
     <w:p>
@@ -1280,11 +1094,6 @@
         <w:rPr/>
       </w:pPr>
       <w:r>
-        <w:pict>
-          <v:rect style="width:0.0pt;height:1.5pt" o:hr="t" o:hrstd="t" o:hralign="center" fillcolor="#A0A0A0" stroked="f"/>
-        </w:pict>
-      </w:r>
-      <w:r>
         <w:rPr>
           <w:rtl w:val="0"/>
         </w:rPr>
@@ -1304,8 +1113,8 @@
           <w:szCs w:val="26"/>
         </w:rPr>
       </w:pPr>
-      <w:bookmarkStart w:colFirst="0" w:colLast="0" w:name="_4ly60ky2mofg" w:id="5"/>
-      <w:bookmarkEnd w:id="5"/>
+      <w:bookmarkStart w:colFirst="0" w:colLast="0" w:name="_4ly60ky2mofg" w:id="6"/>
+      <w:bookmarkEnd w:id="6"/>
       <w:r>
         <w:rPr>
           <w:b w:val="1"/>
@@ -1315,7 +1124,7 @@
           <w:szCs w:val="26"/>
           <w:rtl w:val="0"/>
         </w:rPr>
-        <w:t xml:space="preserve">[PÁGINA 4: METODOLOGÍA, PRUEBAS Y RESULTADOS]</w:t>
+        <w:t xml:space="preserve">METODOLOGÍA, PRUEBAS Y RESULTADOS</w:t>
       </w:r>
     </w:p>
     <w:p>
@@ -1606,11 +1415,6 @@
         <w:rPr/>
       </w:pPr>
       <w:r>
-        <w:pict>
-          <v:rect style="width:0.0pt;height:1.5pt" o:hr="t" o:hrstd="t" o:hralign="center" fillcolor="#A0A0A0" stroked="f"/>
-        </w:pict>
-      </w:r>
-      <w:r>
         <w:rPr>
           <w:rtl w:val="0"/>
         </w:rPr>
@@ -1630,8 +1434,8 @@
           <w:szCs w:val="26"/>
         </w:rPr>
       </w:pPr>
-      <w:bookmarkStart w:colFirst="0" w:colLast="0" w:name="_lsmb1w2kdv6m" w:id="6"/>
-      <w:bookmarkEnd w:id="6"/>
+      <w:bookmarkStart w:colFirst="0" w:colLast="0" w:name="_lsmb1w2kdv6m" w:id="7"/>
+      <w:bookmarkEnd w:id="7"/>
       <w:r>
         <w:rPr>
           <w:b w:val="1"/>
@@ -1641,7 +1445,7 @@
           <w:szCs w:val="26"/>
           <w:rtl w:val="0"/>
         </w:rPr>
-        <w:t xml:space="preserve">[PÁGINA 5: CONCLUSIONES Y TRABAJO FUTURO]</w:t>
+        <w:t xml:space="preserve">CONCLUSIONES Y TRABAJO FUTURO</w:t>
       </w:r>
     </w:p>
     <w:p>
